--- a/Engineering Concept/Data-Structures-and-Algorithm.docx
+++ b/Engineering Concept/Data-Structures-and-Algorithm.docx
@@ -130,8 +130,514 @@
           <w:lang w:val="en-GB"/>
         </w:rPr>
       </w:pPr>
+      <w:r>
+        <w:rPr>
+          <w:noProof/>
+          <w:lang w:val="en-GB"/>
+        </w:rPr>
+        <w:drawing>
+          <wp:inline distT="0" distB="0" distL="0" distR="0" wp14:anchorId="372A10A2" wp14:editId="665A7CB2">
+            <wp:extent cx="5731510" cy="2928620"/>
+            <wp:effectExtent l="0" t="0" r="2540" b="5080"/>
+            <wp:docPr id="2" name="Picture 2"/>
+            <wp:cNvGraphicFramePr>
+              <a:graphicFrameLocks xmlns:a="http://schemas.openxmlformats.org/drawingml/2006/main" noChangeAspect="1"/>
+            </wp:cNvGraphicFramePr>
+            <a:graphic xmlns:a="http://schemas.openxmlformats.org/drawingml/2006/main">
+              <a:graphicData uri="http://schemas.openxmlformats.org/drawingml/2006/picture">
+                <pic:pic xmlns:pic="http://schemas.openxmlformats.org/drawingml/2006/picture">
+                  <pic:nvPicPr>
+                    <pic:cNvPr id="2" name="Screenshot 2026-06-20 103934.png"/>
+                    <pic:cNvPicPr/>
+                  </pic:nvPicPr>
+                  <pic:blipFill>
+                    <a:blip r:embed="rId5" cstate="print">
+                      <a:extLst>
+                        <a:ext uri="{28A0092B-C50C-407E-A947-70E740481C1C}">
+                          <a14:useLocalDpi xmlns:a14="http://schemas.microsoft.com/office/drawing/2010/main" val="0"/>
+                        </a:ext>
+                      </a:extLst>
+                    </a:blip>
+                    <a:stretch>
+                      <a:fillRect/>
+                    </a:stretch>
+                  </pic:blipFill>
+                  <pic:spPr>
+                    <a:xfrm>
+                      <a:off x="0" y="0"/>
+                      <a:ext cx="5731510" cy="2928620"/>
+                    </a:xfrm>
+                    <a:prstGeom prst="rect">
+                      <a:avLst/>
+                    </a:prstGeom>
+                  </pic:spPr>
+                </pic:pic>
+              </a:graphicData>
+            </a:graphic>
+          </wp:inline>
+        </w:drawing>
+      </w:r>
+    </w:p>
+    <w:p>
+      <w:pPr>
+        <w:rPr>
+          <w:lang w:val="en-GB"/>
+        </w:rPr>
+      </w:pPr>
+    </w:p>
+    <w:p>
+      <w:pPr>
+        <w:rPr>
+          <w:lang w:val="en-GB"/>
+        </w:rPr>
+      </w:pPr>
+    </w:p>
+    <w:p>
+      <w:pPr>
+        <w:rPr>
+          <w:lang w:val="en-GB"/>
+        </w:rPr>
+      </w:pPr>
+      <w:r>
+        <w:rPr>
+          <w:lang w:val="en-GB"/>
+        </w:rPr>
+        <w:lastRenderedPageBreak/>
+        <w:t>Exercise 3</w:t>
+      </w:r>
+    </w:p>
+    <w:p>
+      <w:pPr>
+        <w:rPr>
+          <w:lang w:val="en-GB"/>
+        </w:rPr>
+      </w:pPr>
+      <w:r>
+        <w:rPr>
+          <w:noProof/>
+          <w:lang w:val="en-GB"/>
+        </w:rPr>
+        <w:drawing>
+          <wp:inline distT="0" distB="0" distL="0" distR="0" wp14:anchorId="52C9BBD5" wp14:editId="05C0A719">
+            <wp:extent cx="5725160" cy="3339465"/>
+            <wp:effectExtent l="0" t="0" r="8890" b="0"/>
+            <wp:docPr id="6" name="Picture 6"/>
+            <wp:cNvGraphicFramePr>
+              <a:graphicFrameLocks xmlns:a="http://schemas.openxmlformats.org/drawingml/2006/main" noChangeAspect="1"/>
+            </wp:cNvGraphicFramePr>
+            <a:graphic xmlns:a="http://schemas.openxmlformats.org/drawingml/2006/main">
+              <a:graphicData uri="http://schemas.openxmlformats.org/drawingml/2006/picture">
+                <pic:pic xmlns:pic="http://schemas.openxmlformats.org/drawingml/2006/picture">
+                  <pic:nvPicPr>
+                    <pic:cNvPr id="0" name="Picture 4"/>
+                    <pic:cNvPicPr>
+                      <a:picLocks noChangeAspect="1" noChangeArrowheads="1"/>
+                    </pic:cNvPicPr>
+                  </pic:nvPicPr>
+                  <pic:blipFill>
+                    <a:blip r:embed="rId6" cstate="print">
+                      <a:extLst>
+                        <a:ext uri="{28A0092B-C50C-407E-A947-70E740481C1C}">
+                          <a14:useLocalDpi xmlns:a14="http://schemas.microsoft.com/office/drawing/2010/main" val="0"/>
+                        </a:ext>
+                      </a:extLst>
+                    </a:blip>
+                    <a:srcRect/>
+                    <a:stretch>
+                      <a:fillRect/>
+                    </a:stretch>
+                  </pic:blipFill>
+                  <pic:spPr bwMode="auto">
+                    <a:xfrm>
+                      <a:off x="0" y="0"/>
+                      <a:ext cx="5725160" cy="3339465"/>
+                    </a:xfrm>
+                    <a:prstGeom prst="rect">
+                      <a:avLst/>
+                    </a:prstGeom>
+                    <a:noFill/>
+                    <a:ln>
+                      <a:noFill/>
+                    </a:ln>
+                  </pic:spPr>
+                </pic:pic>
+              </a:graphicData>
+            </a:graphic>
+          </wp:inline>
+        </w:drawing>
+      </w:r>
+    </w:p>
+    <w:p>
+      <w:pPr>
+        <w:rPr>
+          <w:lang w:val="en-GB"/>
+        </w:rPr>
+      </w:pPr>
+      <w:r>
+        <w:rPr>
+          <w:lang w:val="en-GB"/>
+        </w:rPr>
+        <w:t>Exercise 4</w:t>
+      </w:r>
+    </w:p>
+    <w:p>
+      <w:pPr>
+        <w:rPr>
+          <w:lang w:val="en-GB"/>
+        </w:rPr>
+      </w:pPr>
+      <w:r>
+        <w:rPr>
+          <w:noProof/>
+          <w:lang w:val="en-GB"/>
+        </w:rPr>
+        <w:drawing>
+          <wp:anchor distT="0" distB="0" distL="114300" distR="114300" simplePos="0" relativeHeight="251659264" behindDoc="0" locked="0" layoutInCell="1" allowOverlap="1" wp14:anchorId="699E7BE1" wp14:editId="6BFDF1C0">
+            <wp:simplePos x="0" y="0"/>
+            <wp:positionH relativeFrom="column">
+              <wp:posOffset>0</wp:posOffset>
+            </wp:positionH>
+            <wp:positionV relativeFrom="paragraph">
+              <wp:posOffset>-2540</wp:posOffset>
+            </wp:positionV>
+            <wp:extent cx="5732780" cy="3093085"/>
+            <wp:effectExtent l="0" t="0" r="1270" b="0"/>
+            <wp:wrapSquare wrapText="bothSides"/>
+            <wp:docPr id="7" name="Picture 7"/>
+            <wp:cNvGraphicFramePr>
+              <a:graphicFrameLocks xmlns:a="http://schemas.openxmlformats.org/drawingml/2006/main" noChangeAspect="1"/>
+            </wp:cNvGraphicFramePr>
+            <a:graphic xmlns:a="http://schemas.openxmlformats.org/drawingml/2006/main">
+              <a:graphicData uri="http://schemas.openxmlformats.org/drawingml/2006/picture">
+                <pic:pic xmlns:pic="http://schemas.openxmlformats.org/drawingml/2006/picture">
+                  <pic:nvPicPr>
+                    <pic:cNvPr id="0" name="Picture 5"/>
+                    <pic:cNvPicPr>
+                      <a:picLocks noChangeAspect="1" noChangeArrowheads="1"/>
+                    </pic:cNvPicPr>
+                  </pic:nvPicPr>
+                  <pic:blipFill>
+                    <a:blip r:embed="rId7" cstate="print">
+                      <a:extLst>
+                        <a:ext uri="{28A0092B-C50C-407E-A947-70E740481C1C}">
+                          <a14:useLocalDpi xmlns:a14="http://schemas.microsoft.com/office/drawing/2010/main" val="0"/>
+                        </a:ext>
+                      </a:extLst>
+                    </a:blip>
+                    <a:srcRect/>
+                    <a:stretch>
+                      <a:fillRect/>
+                    </a:stretch>
+                  </pic:blipFill>
+                  <pic:spPr bwMode="auto">
+                    <a:xfrm>
+                      <a:off x="0" y="0"/>
+                      <a:ext cx="5732780" cy="3093085"/>
+                    </a:xfrm>
+                    <a:prstGeom prst="rect">
+                      <a:avLst/>
+                    </a:prstGeom>
+                    <a:noFill/>
+                    <a:ln>
+                      <a:noFill/>
+                    </a:ln>
+                  </pic:spPr>
+                </pic:pic>
+              </a:graphicData>
+            </a:graphic>
+          </wp:anchor>
+        </w:drawing>
+      </w:r>
+    </w:p>
+    <w:p>
+      <w:pPr>
+        <w:rPr>
+          <w:lang w:val="en-GB"/>
+        </w:rPr>
+      </w:pPr>
+      <w:r>
+        <w:rPr>
+          <w:lang w:val="en-GB"/>
+        </w:rPr>
+        <w:lastRenderedPageBreak/>
+        <w:t>Exercise 5</w:t>
+      </w:r>
+      <w:r>
+        <w:rPr>
+          <w:noProof/>
+          <w:lang w:val="en-GB"/>
+        </w:rPr>
+        <w:drawing>
+          <wp:anchor distT="0" distB="0" distL="114300" distR="114300" simplePos="0" relativeHeight="251660288" behindDoc="0" locked="0" layoutInCell="1" allowOverlap="1" wp14:anchorId="529E8EA1" wp14:editId="0AC6153F">
+            <wp:simplePos x="0" y="0"/>
+            <wp:positionH relativeFrom="column">
+              <wp:posOffset>0</wp:posOffset>
+            </wp:positionH>
+            <wp:positionV relativeFrom="paragraph">
+              <wp:posOffset>182880</wp:posOffset>
+            </wp:positionV>
+            <wp:extent cx="5725160" cy="2966085"/>
+            <wp:effectExtent l="0" t="0" r="8890" b="5715"/>
+            <wp:wrapSquare wrapText="bothSides"/>
+            <wp:docPr id="8" name="Picture 8"/>
+            <wp:cNvGraphicFramePr>
+              <a:graphicFrameLocks xmlns:a="http://schemas.openxmlformats.org/drawingml/2006/main" noChangeAspect="1"/>
+            </wp:cNvGraphicFramePr>
+            <a:graphic xmlns:a="http://schemas.openxmlformats.org/drawingml/2006/main">
+              <a:graphicData uri="http://schemas.openxmlformats.org/drawingml/2006/picture">
+                <pic:pic xmlns:pic="http://schemas.openxmlformats.org/drawingml/2006/picture">
+                  <pic:nvPicPr>
+                    <pic:cNvPr id="0" name="Picture 6"/>
+                    <pic:cNvPicPr>
+                      <a:picLocks noChangeAspect="1" noChangeArrowheads="1"/>
+                    </pic:cNvPicPr>
+                  </pic:nvPicPr>
+                  <pic:blipFill>
+                    <a:blip r:embed="rId8" cstate="print">
+                      <a:extLst>
+                        <a:ext uri="{28A0092B-C50C-407E-A947-70E740481C1C}">
+                          <a14:useLocalDpi xmlns:a14="http://schemas.microsoft.com/office/drawing/2010/main" val="0"/>
+                        </a:ext>
+                      </a:extLst>
+                    </a:blip>
+                    <a:srcRect/>
+                    <a:stretch>
+                      <a:fillRect/>
+                    </a:stretch>
+                  </pic:blipFill>
+                  <pic:spPr bwMode="auto">
+                    <a:xfrm>
+                      <a:off x="0" y="0"/>
+                      <a:ext cx="5725160" cy="2966085"/>
+                    </a:xfrm>
+                    <a:prstGeom prst="rect">
+                      <a:avLst/>
+                    </a:prstGeom>
+                    <a:noFill/>
+                    <a:ln>
+                      <a:noFill/>
+                    </a:ln>
+                  </pic:spPr>
+                </pic:pic>
+              </a:graphicData>
+            </a:graphic>
+          </wp:anchor>
+        </w:drawing>
+      </w:r>
+    </w:p>
+    <w:p>
+      <w:pPr>
+        <w:rPr>
+          <w:lang w:val="en-GB"/>
+        </w:rPr>
+      </w:pPr>
+    </w:p>
+    <w:p>
+      <w:pPr>
+        <w:rPr>
+          <w:lang w:val="en-GB"/>
+        </w:rPr>
+      </w:pPr>
+      <w:r>
+        <w:rPr>
+          <w:lang w:val="en-GB"/>
+        </w:rPr>
+        <w:t>Exercise 6</w:t>
+      </w:r>
+    </w:p>
+    <w:p>
+      <w:pPr>
+        <w:rPr>
+          <w:lang w:val="en-GB"/>
+        </w:rPr>
+      </w:pPr>
+      <w:r>
+        <w:rPr>
+          <w:noProof/>
+          <w:lang w:val="en-GB"/>
+        </w:rPr>
+        <w:drawing>
+          <wp:anchor distT="0" distB="0" distL="114300" distR="114300" simplePos="0" relativeHeight="251661312" behindDoc="0" locked="0" layoutInCell="1" allowOverlap="1" wp14:anchorId="4B31EFDE" wp14:editId="7586850B">
+            <wp:simplePos x="0" y="0"/>
+            <wp:positionH relativeFrom="column">
+              <wp:posOffset>0</wp:posOffset>
+            </wp:positionH>
+            <wp:positionV relativeFrom="paragraph">
+              <wp:posOffset>2982</wp:posOffset>
+            </wp:positionV>
+            <wp:extent cx="5716905" cy="3021330"/>
+            <wp:effectExtent l="0" t="0" r="0" b="7620"/>
+            <wp:wrapSquare wrapText="bothSides"/>
+            <wp:docPr id="9" name="Picture 9"/>
+            <wp:cNvGraphicFramePr>
+              <a:graphicFrameLocks xmlns:a="http://schemas.openxmlformats.org/drawingml/2006/main" noChangeAspect="1"/>
+            </wp:cNvGraphicFramePr>
+            <a:graphic xmlns:a="http://schemas.openxmlformats.org/drawingml/2006/main">
+              <a:graphicData uri="http://schemas.openxmlformats.org/drawingml/2006/picture">
+                <pic:pic xmlns:pic="http://schemas.openxmlformats.org/drawingml/2006/picture">
+                  <pic:nvPicPr>
+                    <pic:cNvPr id="0" name="Picture 7"/>
+                    <pic:cNvPicPr>
+                      <a:picLocks noChangeAspect="1" noChangeArrowheads="1"/>
+                    </pic:cNvPicPr>
+                  </pic:nvPicPr>
+                  <pic:blipFill>
+                    <a:blip r:embed="rId9" cstate="print">
+                      <a:extLst>
+                        <a:ext uri="{28A0092B-C50C-407E-A947-70E740481C1C}">
+                          <a14:useLocalDpi xmlns:a14="http://schemas.microsoft.com/office/drawing/2010/main" val="0"/>
+                        </a:ext>
+                      </a:extLst>
+                    </a:blip>
+                    <a:srcRect/>
+                    <a:stretch>
+                      <a:fillRect/>
+                    </a:stretch>
+                  </pic:blipFill>
+                  <pic:spPr bwMode="auto">
+                    <a:xfrm>
+                      <a:off x="0" y="0"/>
+                      <a:ext cx="5716905" cy="3021330"/>
+                    </a:xfrm>
+                    <a:prstGeom prst="rect">
+                      <a:avLst/>
+                    </a:prstGeom>
+                    <a:noFill/>
+                    <a:ln>
+                      <a:noFill/>
+                    </a:ln>
+                  </pic:spPr>
+                </pic:pic>
+              </a:graphicData>
+            </a:graphic>
+          </wp:anchor>
+        </w:drawing>
+      </w:r>
+    </w:p>
+    <w:p>
+      <w:pPr>
+        <w:rPr>
+          <w:lang w:val="en-GB"/>
+        </w:rPr>
+      </w:pPr>
+    </w:p>
+    <w:p>
+      <w:pPr>
+        <w:rPr>
+          <w:lang w:val="en-GB"/>
+        </w:rPr>
+      </w:pPr>
+    </w:p>
+    <w:p>
+      <w:pPr>
+        <w:rPr>
+          <w:lang w:val="en-GB"/>
+        </w:rPr>
+      </w:pPr>
+    </w:p>
+    <w:p>
+      <w:pPr>
+        <w:rPr>
+          <w:lang w:val="en-GB"/>
+        </w:rPr>
+      </w:pPr>
+    </w:p>
+    <w:p>
+      <w:pPr>
+        <w:rPr>
+          <w:lang w:val="en-GB"/>
+        </w:rPr>
+      </w:pPr>
+    </w:p>
+    <w:p>
+      <w:pPr>
+        <w:rPr>
+          <w:lang w:val="en-GB"/>
+        </w:rPr>
+      </w:pPr>
+    </w:p>
+    <w:p>
+      <w:pPr>
+        <w:rPr>
+          <w:lang w:val="en-GB"/>
+        </w:rPr>
+      </w:pPr>
+    </w:p>
+    <w:p>
+      <w:pPr>
+        <w:rPr>
+          <w:lang w:val="en-GB"/>
+        </w:rPr>
+      </w:pPr>
       <w:bookmarkStart w:id="0" w:name="_GoBack"/>
       <w:bookmarkEnd w:id="0"/>
+      <w:r>
+        <w:rPr>
+          <w:lang w:val="en-GB"/>
+        </w:rPr>
+        <w:t>Exercise 7</w:t>
+      </w:r>
+    </w:p>
+    <w:p>
+      <w:pPr>
+        <w:rPr>
+          <w:lang w:val="en-GB"/>
+        </w:rPr>
+      </w:pPr>
+      <w:r>
+        <w:rPr>
+          <w:noProof/>
+          <w:lang w:val="en-GB"/>
+        </w:rPr>
+        <w:drawing>
+          <wp:inline distT="0" distB="0" distL="0" distR="0" wp14:anchorId="56337EBE" wp14:editId="4CDB8E34">
+            <wp:extent cx="5716905" cy="2926080"/>
+            <wp:effectExtent l="0" t="0" r="0" b="7620"/>
+            <wp:docPr id="10" name="Picture 10"/>
+            <wp:cNvGraphicFramePr>
+              <a:graphicFrameLocks xmlns:a="http://schemas.openxmlformats.org/drawingml/2006/main" noChangeAspect="1"/>
+            </wp:cNvGraphicFramePr>
+            <a:graphic xmlns:a="http://schemas.openxmlformats.org/drawingml/2006/main">
+              <a:graphicData uri="http://schemas.openxmlformats.org/drawingml/2006/picture">
+                <pic:pic xmlns:pic="http://schemas.openxmlformats.org/drawingml/2006/picture">
+                  <pic:nvPicPr>
+                    <pic:cNvPr id="0" name="Picture 8"/>
+                    <pic:cNvPicPr>
+                      <a:picLocks noChangeAspect="1" noChangeArrowheads="1"/>
+                    </pic:cNvPicPr>
+                  </pic:nvPicPr>
+                  <pic:blipFill>
+                    <a:blip r:embed="rId10" cstate="print">
+                      <a:extLst>
+                        <a:ext uri="{28A0092B-C50C-407E-A947-70E740481C1C}">
+                          <a14:useLocalDpi xmlns:a14="http://schemas.microsoft.com/office/drawing/2010/main" val="0"/>
+                        </a:ext>
+                      </a:extLst>
+                    </a:blip>
+                    <a:srcRect/>
+                    <a:stretch>
+                      <a:fillRect/>
+                    </a:stretch>
+                  </pic:blipFill>
+                  <pic:spPr bwMode="auto">
+                    <a:xfrm>
+                      <a:off x="0" y="0"/>
+                      <a:ext cx="5716905" cy="2926080"/>
+                    </a:xfrm>
+                    <a:prstGeom prst="rect">
+                      <a:avLst/>
+                    </a:prstGeom>
+                    <a:noFill/>
+                    <a:ln>
+                      <a:noFill/>
+                    </a:ln>
+                  </pic:spPr>
+                </pic:pic>
+              </a:graphicData>
+            </a:graphic>
+          </wp:inline>
+        </w:drawing>
+      </w:r>
     </w:p>
     <w:sectPr>
       <w:pgSz w:w="11906" w:h="16838"/>
